--- a/lessons/10-3/homework.docx
+++ b/lessons/10-3/homework.docx
@@ -106,7 +106,55 @@
     </w:p>
     <w:p>
       <w:pPr>
-        <w:spacing w:after="60"/>
+        <w:keepNext/>
+        <w:spacing w:after="20" w:before="80"/>
+        <w:jc w:val="center"/>
+      </w:pPr>
+      <w:r>
+        <w:drawing>
+          <wp:inline distT="0" distB="0" distL="0" distR="0">
+            <wp:extent cx="1047750" cy="790575"/>
+            <wp:effectExtent t="0" r="0" b="0" l="0"/>
+            <wp:docPr id="1" name="" descr="" title=""/>
+            <wp:cNvGraphicFramePr>
+              <a:graphicFrameLocks xmlns:a="http://schemas.openxmlformats.org/drawingml/2006/main" noChangeAspect="1"/>
+            </wp:cNvGraphicFramePr>
+            <a:graphic xmlns:a="http://schemas.openxmlformats.org/drawingml/2006/main">
+              <a:graphicData uri="http://schemas.openxmlformats.org/drawingml/2006/picture">
+                <pic:pic xmlns:pic="http://schemas.openxmlformats.org/drawingml/2006/picture">
+                  <pic:nvPicPr>
+                    <pic:cNvPr id="0" name="" descr=""/>
+                    <pic:cNvPicPr>
+                      <a:picLocks noChangeAspect="1" noChangeArrowheads="1"/>
+                    </pic:cNvPicPr>
+                  </pic:nvPicPr>
+                  <pic:blipFill>
+                    <a:blip r:embed="rId7" cstate="none"/>
+                    <a:srcRect/>
+                    <a:stretch>
+                      <a:fillRect/>
+                    </a:stretch>
+                  </pic:blipFill>
+                  <pic:spPr bwMode="auto">
+                    <a:xfrm>
+                      <a:off x="0" y="0"/>
+                      <a:ext cx="1047750" cy="790575"/>
+                    </a:xfrm>
+                    <a:prstGeom prst="rect">
+                      <a:avLst/>
+                    </a:prstGeom>
+                  </pic:spPr>
+                </pic:pic>
+              </a:graphicData>
+            </a:graphic>
+          </wp:inline>
+        </w:drawing>
+      </w:r>
+    </w:p>
+    <w:p>
+      <w:pPr>
+        <w:keepNext/>
+        <w:spacing w:after="120"/>
       </w:pPr>
       <w:r>
         <w:rPr>
@@ -116,12 +164,60 @@
         <w:t xml:space="preserve">Surface area (Área de superficie)</w:t>
       </w:r>
       <w:r>
-        <w:t xml:space="preserve"> — The total area of all the faces (outer surfaces) of a three-dimensional figure</w:t>
-      </w:r>
-    </w:p>
-    <w:p>
-      <w:pPr>
-        <w:spacing w:after="60"/>
+        <w:t xml:space="preserve"> — The total area of all the flat sides of a solid.</w:t>
+      </w:r>
+    </w:p>
+    <w:p>
+      <w:pPr>
+        <w:keepNext/>
+        <w:spacing w:after="20" w:before="80"/>
+        <w:jc w:val="center"/>
+      </w:pPr>
+      <w:r>
+        <w:drawing>
+          <wp:inline distT="0" distB="0" distL="0" distR="0">
+            <wp:extent cx="1047750" cy="790575"/>
+            <wp:effectExtent t="0" r="0" b="0" l="0"/>
+            <wp:docPr id="1" name="" descr="" title=""/>
+            <wp:cNvGraphicFramePr>
+              <a:graphicFrameLocks xmlns:a="http://schemas.openxmlformats.org/drawingml/2006/main" noChangeAspect="1"/>
+            </wp:cNvGraphicFramePr>
+            <a:graphic xmlns:a="http://schemas.openxmlformats.org/drawingml/2006/main">
+              <a:graphicData uri="http://schemas.openxmlformats.org/drawingml/2006/picture">
+                <pic:pic xmlns:pic="http://schemas.openxmlformats.org/drawingml/2006/picture">
+                  <pic:nvPicPr>
+                    <pic:cNvPr id="0" name="" descr=""/>
+                    <pic:cNvPicPr>
+                      <a:picLocks noChangeAspect="1" noChangeArrowheads="1"/>
+                    </pic:cNvPicPr>
+                  </pic:nvPicPr>
+                  <pic:blipFill>
+                    <a:blip r:embed="rId8" cstate="none"/>
+                    <a:srcRect/>
+                    <a:stretch>
+                      <a:fillRect/>
+                    </a:stretch>
+                  </pic:blipFill>
+                  <pic:spPr bwMode="auto">
+                    <a:xfrm>
+                      <a:off x="0" y="0"/>
+                      <a:ext cx="1047750" cy="790575"/>
+                    </a:xfrm>
+                    <a:prstGeom prst="rect">
+                      <a:avLst/>
+                    </a:prstGeom>
+                  </pic:spPr>
+                </pic:pic>
+              </a:graphicData>
+            </a:graphic>
+          </wp:inline>
+        </w:drawing>
+      </w:r>
+    </w:p>
+    <w:p>
+      <w:pPr>
+        <w:keepNext/>
+        <w:spacing w:after="120"/>
       </w:pPr>
       <w:r>
         <w:rPr>
@@ -131,12 +227,60 @@
         <w:t xml:space="preserve">Net (Plantilla (desarrollo plano))</w:t>
       </w:r>
       <w:r>
-        <w:t xml:space="preserve"> — A two-dimensional pattern that can be folded to form a three-dimensional figure</w:t>
-      </w:r>
-    </w:p>
-    <w:p>
-      <w:pPr>
-        <w:spacing w:after="60"/>
+        <w:t xml:space="preserve"> — A flat shape that folds up into a solid.</w:t>
+      </w:r>
+    </w:p>
+    <w:p>
+      <w:pPr>
+        <w:keepNext/>
+        <w:spacing w:after="20" w:before="80"/>
+        <w:jc w:val="center"/>
+      </w:pPr>
+      <w:r>
+        <w:drawing>
+          <wp:inline distT="0" distB="0" distL="0" distR="0">
+            <wp:extent cx="1047750" cy="790575"/>
+            <wp:effectExtent t="0" r="0" b="0" l="0"/>
+            <wp:docPr id="1" name="" descr="" title=""/>
+            <wp:cNvGraphicFramePr>
+              <a:graphicFrameLocks xmlns:a="http://schemas.openxmlformats.org/drawingml/2006/main" noChangeAspect="1"/>
+            </wp:cNvGraphicFramePr>
+            <a:graphic xmlns:a="http://schemas.openxmlformats.org/drawingml/2006/main">
+              <a:graphicData uri="http://schemas.openxmlformats.org/drawingml/2006/picture">
+                <pic:pic xmlns:pic="http://schemas.openxmlformats.org/drawingml/2006/picture">
+                  <pic:nvPicPr>
+                    <pic:cNvPr id="0" name="" descr=""/>
+                    <pic:cNvPicPr>
+                      <a:picLocks noChangeAspect="1" noChangeArrowheads="1"/>
+                    </pic:cNvPicPr>
+                  </pic:nvPicPr>
+                  <pic:blipFill>
+                    <a:blip r:embed="rId9" cstate="none"/>
+                    <a:srcRect/>
+                    <a:stretch>
+                      <a:fillRect/>
+                    </a:stretch>
+                  </pic:blipFill>
+                  <pic:spPr bwMode="auto">
+                    <a:xfrm>
+                      <a:off x="0" y="0"/>
+                      <a:ext cx="1047750" cy="790575"/>
+                    </a:xfrm>
+                    <a:prstGeom prst="rect">
+                      <a:avLst/>
+                    </a:prstGeom>
+                  </pic:spPr>
+                </pic:pic>
+              </a:graphicData>
+            </a:graphic>
+          </wp:inline>
+        </w:drawing>
+      </w:r>
+    </w:p>
+    <w:p>
+      <w:pPr>
+        <w:keepNext/>
+        <w:spacing w:after="120"/>
       </w:pPr>
       <w:r>
         <w:rPr>
@@ -146,12 +290,60 @@
         <w:t xml:space="preserve">Face (Cara)</w:t>
       </w:r>
       <w:r>
-        <w:t xml:space="preserve"> — A flat surface of a three-dimensional figure</w:t>
-      </w:r>
-    </w:p>
-    <w:p>
-      <w:pPr>
-        <w:spacing w:after="60"/>
+        <w:t xml:space="preserve"> — One flat side of a solid shape.</w:t>
+      </w:r>
+    </w:p>
+    <w:p>
+      <w:pPr>
+        <w:keepNext/>
+        <w:spacing w:after="20" w:before="80"/>
+        <w:jc w:val="center"/>
+      </w:pPr>
+      <w:r>
+        <w:drawing>
+          <wp:inline distT="0" distB="0" distL="0" distR="0">
+            <wp:extent cx="1047750" cy="790575"/>
+            <wp:effectExtent t="0" r="0" b="0" l="0"/>
+            <wp:docPr id="1" name="" descr="" title=""/>
+            <wp:cNvGraphicFramePr>
+              <a:graphicFrameLocks xmlns:a="http://schemas.openxmlformats.org/drawingml/2006/main" noChangeAspect="1"/>
+            </wp:cNvGraphicFramePr>
+            <a:graphic xmlns:a="http://schemas.openxmlformats.org/drawingml/2006/main">
+              <a:graphicData uri="http://schemas.openxmlformats.org/drawingml/2006/picture">
+                <pic:pic xmlns:pic="http://schemas.openxmlformats.org/drawingml/2006/picture">
+                  <pic:nvPicPr>
+                    <pic:cNvPr id="0" name="" descr=""/>
+                    <pic:cNvPicPr>
+                      <a:picLocks noChangeAspect="1" noChangeArrowheads="1"/>
+                    </pic:cNvPicPr>
+                  </pic:nvPicPr>
+                  <pic:blipFill>
+                    <a:blip r:embed="rId10" cstate="none"/>
+                    <a:srcRect/>
+                    <a:stretch>
+                      <a:fillRect/>
+                    </a:stretch>
+                  </pic:blipFill>
+                  <pic:spPr bwMode="auto">
+                    <a:xfrm>
+                      <a:off x="0" y="0"/>
+                      <a:ext cx="1047750" cy="790575"/>
+                    </a:xfrm>
+                    <a:prstGeom prst="rect">
+                      <a:avLst/>
+                    </a:prstGeom>
+                  </pic:spPr>
+                </pic:pic>
+              </a:graphicData>
+            </a:graphic>
+          </wp:inline>
+        </w:drawing>
+      </w:r>
+    </w:p>
+    <w:p>
+      <w:pPr>
+        <w:keepNext/>
+        <w:spacing w:after="120"/>
       </w:pPr>
       <w:r>
         <w:rPr>
@@ -161,12 +353,60 @@
         <w:t xml:space="preserve">Two-dimensional (Bidimensional)</w:t>
       </w:r>
       <w:r>
-        <w:t xml:space="preserve"> — A flat shape that has only length and width (no height)</w:t>
-      </w:r>
-    </w:p>
-    <w:p>
-      <w:pPr>
-        <w:spacing w:after="60"/>
+        <w:t xml:space="preserve"> — A flat shape with length and width, but no thickness.</w:t>
+      </w:r>
+    </w:p>
+    <w:p>
+      <w:pPr>
+        <w:keepNext/>
+        <w:spacing w:after="20" w:before="80"/>
+        <w:jc w:val="center"/>
+      </w:pPr>
+      <w:r>
+        <w:drawing>
+          <wp:inline distT="0" distB="0" distL="0" distR="0">
+            <wp:extent cx="1047750" cy="790575"/>
+            <wp:effectExtent t="0" r="0" b="0" l="0"/>
+            <wp:docPr id="1" name="" descr="" title=""/>
+            <wp:cNvGraphicFramePr>
+              <a:graphicFrameLocks xmlns:a="http://schemas.openxmlformats.org/drawingml/2006/main" noChangeAspect="1"/>
+            </wp:cNvGraphicFramePr>
+            <a:graphic xmlns:a="http://schemas.openxmlformats.org/drawingml/2006/main">
+              <a:graphicData uri="http://schemas.openxmlformats.org/drawingml/2006/picture">
+                <pic:pic xmlns:pic="http://schemas.openxmlformats.org/drawingml/2006/picture">
+                  <pic:nvPicPr>
+                    <pic:cNvPr id="0" name="" descr=""/>
+                    <pic:cNvPicPr>
+                      <a:picLocks noChangeAspect="1" noChangeArrowheads="1"/>
+                    </pic:cNvPicPr>
+                  </pic:nvPicPr>
+                  <pic:blipFill>
+                    <a:blip r:embed="rId9" cstate="none"/>
+                    <a:srcRect/>
+                    <a:stretch>
+                      <a:fillRect/>
+                    </a:stretch>
+                  </pic:blipFill>
+                  <pic:spPr bwMode="auto">
+                    <a:xfrm>
+                      <a:off x="0" y="0"/>
+                      <a:ext cx="1047750" cy="790575"/>
+                    </a:xfrm>
+                    <a:prstGeom prst="rect">
+                      <a:avLst/>
+                    </a:prstGeom>
+                  </pic:spPr>
+                </pic:pic>
+              </a:graphicData>
+            </a:graphic>
+          </wp:inline>
+        </w:drawing>
+      </w:r>
+    </w:p>
+    <w:p>
+      <w:pPr>
+        <w:keepNext/>
+        <w:spacing w:after="120"/>
       </w:pPr>
       <w:r>
         <w:rPr>
@@ -176,7 +416,7 @@
         <w:t xml:space="preserve">Edge (Arista)</w:t>
       </w:r>
       <w:r>
-        <w:t xml:space="preserve"> — A line segment where two faces of a solid meet</w:t>
+        <w:t xml:space="preserve"> — The line where two flat sides of a solid meet.</w:t>
       </w:r>
     </w:p>
     <w:p>

--- a/lessons/10-3/homework.docx
+++ b/lessons/10-3/homework.docx
@@ -24,7 +24,7 @@
           <w:i/>
           <w:iCs/>
         </w:rPr>
-        <w:t xml:space="preserve">Lesson 10-3  •  Standard 6.G.4</w:t>
+        <w:t xml:space="preserve">Lesson 10-3  •  Standard 6.GR.4</w:t>
       </w:r>
     </w:p>
     <w:p>
@@ -381,7 +381,7 @@
                     </pic:cNvPicPr>
                   </pic:nvPicPr>
                   <pic:blipFill>
-                    <a:blip r:embed="rId9" cstate="none"/>
+                    <a:blip r:embed="rId11" cstate="none"/>
                     <a:srcRect/>
                     <a:stretch>
                       <a:fillRect/>
@@ -1015,7 +1015,143 @@
           <w:b/>
           <w:bCs/>
         </w:rPr>
-        <w:t xml:space="preserve">6. A net of a cube has how many square faces?</w:t>
+        <w:t xml:space="preserve">6. onLevel — Spot the Common Mistake</w:t>
+      </w:r>
+    </w:p>
+    <w:p>
+      <w:pPr>
+        <w:spacing w:after="40" w:before="0"/>
+      </w:pPr>
+      <w:r>
+        <w:t xml:space="preserve">   Step 1 (Read): A student is working on Surface Area Using Nets.</w:t>
+      </w:r>
+    </w:p>
+    <w:p>
+      <w:pPr>
+        <w:spacing w:after="40" w:before="0"/>
+      </w:pPr>
+      <w:r>
+        <w:t xml:space="preserve">   Step 2 (Attempt): They ignored the rule: A box has 3 pairs of matching faces, so add up all 6 faces to get the surface area.</w:t>
+      </w:r>
+    </w:p>
+    <w:p>
+      <w:pPr>
+        <w:spacing w:after="40" w:before="0"/>
+      </w:pPr>
+      <w:r>
+        <w:t xml:space="preserve">   Step 3 (Check): The answer does not match the math rule from class.</w:t>
+      </w:r>
+    </w:p>
+    <w:p>
+      <w:pPr>
+        <w:spacing w:after="60" w:before="0"/>
+      </w:pPr>
+      <w:r>
+        <w:rPr>
+          <w:i/>
+          <w:iCs/>
+        </w:rPr>
+        <w:t xml:space="preserve">Which step has the mistake? Explain and fix it:</w:t>
+      </w:r>
+    </w:p>
+    <w:p>
+      <w:pPr>
+        <w:spacing w:after="60" w:before="120"/>
+      </w:pPr>
+      <w:r>
+        <w:rPr>
+          <w:color w:val="BBBBBB"/>
+        </w:rPr>
+        <w:t xml:space="preserve">______________________________________________________________________</w:t>
+      </w:r>
+    </w:p>
+    <w:p>
+      <w:pPr>
+        <w:spacing w:after="60" w:before="120"/>
+      </w:pPr>
+      <w:r>
+        <w:rPr>
+          <w:color w:val="BBBBBB"/>
+        </w:rPr>
+        <w:t xml:space="preserve">______________________________________________________________________</w:t>
+      </w:r>
+    </w:p>
+    <w:p>
+      <w:pPr>
+        <w:spacing w:after="60" w:before="120"/>
+      </w:pPr>
+      <w:r>
+        <w:rPr>
+          <w:color w:val="BBBBBB"/>
+        </w:rPr>
+        <w:t xml:space="preserve">______________________________________________________________________</w:t>
+      </w:r>
+    </w:p>
+    <w:p>
+      <w:pPr>
+        <w:spacing w:after="80" w:before="0"/>
+      </w:pPr>
+      <w:r>
+        <w:rPr>
+          <w:b/>
+          <w:bCs/>
+        </w:rPr>
+        <w:t xml:space="preserve">7. You unfold a time capsule that is a cube. Its net shows 6 equal squares, and each square has an area of 4 cm². What is the cube's total surface area?</w:t>
+      </w:r>
+    </w:p>
+    <w:p>
+      <w:pPr>
+        <w:spacing w:after="40" w:before="0"/>
+      </w:pPr>
+      <w:r>
+        <w:t xml:space="preserve">     A. 24 cm²</w:t>
+      </w:r>
+    </w:p>
+    <w:p>
+      <w:pPr>
+        <w:spacing w:after="40" w:before="0"/>
+      </w:pPr>
+      <w:r>
+        <w:t xml:space="preserve">     B. 10 cm²</w:t>
+      </w:r>
+    </w:p>
+    <w:p>
+      <w:pPr>
+        <w:spacing w:after="40" w:before="0"/>
+      </w:pPr>
+      <w:r>
+        <w:t xml:space="preserve">     C. 16 cm²</w:t>
+      </w:r>
+    </w:p>
+    <w:p>
+      <w:pPr>
+        <w:spacing w:after="40" w:before="0"/>
+      </w:pPr>
+      <w:r>
+        <w:t xml:space="preserve">     D. 12 cm²</w:t>
+      </w:r>
+    </w:p>
+    <w:p>
+      <w:pPr>
+        <w:spacing w:after="60" w:before="120"/>
+      </w:pPr>
+      <w:r>
+        <w:rPr>
+          <w:color w:val="BBBBBB"/>
+        </w:rPr>
+        <w:t xml:space="preserve">______________________________________________________________________</w:t>
+      </w:r>
+    </w:p>
+    <w:p>
+      <w:pPr>
+        <w:spacing w:after="80" w:before="0"/>
+      </w:pPr>
+      <w:r>
+        <w:rPr>
+          <w:b/>
+          <w:bCs/>
+        </w:rPr>
+        <w:t xml:space="preserve">8. Your team unfolds a rectangular time capsule box into a flat net. How many faces (flat sides) will the net show in all?</w:t>
       </w:r>
     </w:p>
     <w:p>
@@ -1039,15 +1175,15 @@
         <w:spacing w:after="40" w:before="0"/>
       </w:pPr>
       <w:r>
-        <w:t xml:space="preserve">     C. 8</w:t>
-      </w:r>
-    </w:p>
-    <w:p>
-      <w:pPr>
-        <w:spacing w:after="40" w:before="0"/>
-      </w:pPr>
-      <w:r>
-        <w:t xml:space="preserve">     D. 12</w:t>
+        <w:t xml:space="preserve">     C. 5</w:t>
+      </w:r>
+    </w:p>
+    <w:p>
+      <w:pPr>
+        <w:spacing w:after="40" w:before="0"/>
+      </w:pPr>
+      <w:r>
+        <w:t xml:space="preserve">     D. 8</w:t>
       </w:r>
     </w:p>
     <w:p>
@@ -1070,41 +1206,191 @@
           <w:b/>
           <w:bCs/>
         </w:rPr>
-        <w:t xml:space="preserve">7. A cube has edges of 3 cm. What is its surface area?</w:t>
-      </w:r>
-    </w:p>
-    <w:p>
-      <w:pPr>
-        <w:spacing w:after="40" w:before="0"/>
-      </w:pPr>
-      <w:r>
-        <w:t xml:space="preserve">     A. 54 cm²</w:t>
-      </w:r>
-    </w:p>
-    <w:p>
-      <w:pPr>
-        <w:spacing w:after="40" w:before="0"/>
-      </w:pPr>
-      <w:r>
-        <w:t xml:space="preserve">     B. 27 cm²</w:t>
-      </w:r>
-    </w:p>
-    <w:p>
-      <w:pPr>
-        <w:spacing w:after="40" w:before="0"/>
-      </w:pPr>
-      <w:r>
-        <w:t xml:space="preserve">     C. 36 cm²</w:t>
-      </w:r>
-    </w:p>
-    <w:p>
-      <w:pPr>
-        <w:spacing w:after="40" w:before="0"/>
-      </w:pPr>
-      <w:r>
-        <w:t xml:space="preserve">     D. 9 cm²</w:t>
-      </w:r>
-    </w:p>
+        <w:t xml:space="preserve">9. Match each solid to the net it folds up from.</w:t>
+      </w:r>
+    </w:p>
+    <w:tbl>
+      <w:tblPr>
+        <w:tblW w:type="pct" w:w="100%"/>
+        <w:tblBorders>
+          <w:top w:val="single" w:color="auto" w:sz="4"/>
+          <w:left w:val="single" w:color="auto" w:sz="4"/>
+          <w:bottom w:val="single" w:color="auto" w:sz="4"/>
+          <w:right w:val="single" w:color="auto" w:sz="4"/>
+          <w:insideH w:val="single" w:color="auto" w:sz="4"/>
+          <w:insideV w:val="single" w:color="auto" w:sz="4"/>
+        </w:tblBorders>
+      </w:tblPr>
+      <w:tblGrid>
+        <w:gridCol w:w="100"/>
+        <w:gridCol w:w="100"/>
+      </w:tblGrid>
+      <w:tr>
+        <w:trPr>
+          <w:tblHeader/>
+        </w:trPr>
+        <w:tc>
+          <w:tcPr>
+            <w:tcW w:type="pct" w:w="50%"/>
+          </w:tcPr>
+          <w:p>
+            <w:r>
+              <w:rPr>
+                <w:b/>
+                <w:bCs/>
+              </w:rPr>
+              <w:t xml:space="preserve">Item</w:t>
+            </w:r>
+          </w:p>
+        </w:tc>
+        <w:tc>
+          <w:tcPr>
+            <w:tcW w:type="pct" w:w="50%"/>
+          </w:tcPr>
+          <w:p>
+            <w:r>
+              <w:rPr>
+                <w:b/>
+                <w:bCs/>
+              </w:rPr>
+              <w:t xml:space="preserve">Answer choices</w:t>
+            </w:r>
+          </w:p>
+        </w:tc>
+      </w:tr>
+      <w:tr>
+        <w:tc>
+          <w:tcPr>
+            <w:tcW w:type="pct" w:w="50%"/>
+          </w:tcPr>
+          <w:p>
+            <w:r>
+              <w:t xml:space="preserve">____  Cube</w:t>
+            </w:r>
+          </w:p>
+        </w:tc>
+        <w:tc>
+          <w:tcPr>
+            <w:tcW w:type="pct" w:w="50%"/>
+          </w:tcPr>
+          <w:p>
+            <w:r>
+              <w:t xml:space="preserve">F. How surface area is measured</w:t>
+            </w:r>
+          </w:p>
+        </w:tc>
+      </w:tr>
+      <w:tr>
+        <w:tc>
+          <w:tcPr>
+            <w:tcW w:type="pct" w:w="50%"/>
+          </w:tcPr>
+          <w:p>
+            <w:r>
+              <w:t xml:space="preserve">____  Rectangular prism</w:t>
+            </w:r>
+          </w:p>
+        </w:tc>
+        <w:tc>
+          <w:tcPr>
+            <w:tcW w:type="pct" w:w="50%"/>
+          </w:tcPr>
+          <w:p>
+            <w:r>
+              <w:t xml:space="preserve">E. 6 faces</w:t>
+            </w:r>
+          </w:p>
+        </w:tc>
+      </w:tr>
+      <w:tr>
+        <w:tc>
+          <w:tcPr>
+            <w:tcW w:type="pct" w:w="50%"/>
+          </w:tcPr>
+          <w:p>
+            <w:r>
+              <w:t xml:space="preserve">____  Triangular prism</w:t>
+            </w:r>
+          </w:p>
+        </w:tc>
+        <w:tc>
+          <w:tcPr>
+            <w:tcW w:type="pct" w:w="50%"/>
+          </w:tcPr>
+          <w:p>
+            <w:r>
+              <w:t xml:space="preserve">D. Net of 1 square and 4 triangles</w:t>
+            </w:r>
+          </w:p>
+        </w:tc>
+      </w:tr>
+      <w:tr>
+        <w:tc>
+          <w:tcPr>
+            <w:tcW w:type="pct" w:w="50%"/>
+          </w:tcPr>
+          <w:p>
+            <w:r>
+              <w:t xml:space="preserve">____  Square pyramid</w:t>
+            </w:r>
+          </w:p>
+        </w:tc>
+        <w:tc>
+          <w:tcPr>
+            <w:tcW w:type="pct" w:w="50%"/>
+          </w:tcPr>
+          <w:p>
+            <w:r>
+              <w:t xml:space="preserve">C. Net of 2 triangles and 3 rectangles</w:t>
+            </w:r>
+          </w:p>
+        </w:tc>
+      </w:tr>
+      <w:tr>
+        <w:tc>
+          <w:tcPr>
+            <w:tcW w:type="pct" w:w="50%"/>
+          </w:tcPr>
+          <w:p>
+            <w:r>
+              <w:t xml:space="preserve">____  Faces on any rectangular prism</w:t>
+            </w:r>
+          </w:p>
+        </w:tc>
+        <w:tc>
+          <w:tcPr>
+            <w:tcW w:type="pct" w:w="50%"/>
+          </w:tcPr>
+          <w:p>
+            <w:r>
+              <w:t xml:space="preserve">B. Net of 6 rectangles (3 matching pairs)</w:t>
+            </w:r>
+          </w:p>
+        </w:tc>
+      </w:tr>
+      <w:tr>
+        <w:tc>
+          <w:tcPr>
+            <w:tcW w:type="pct" w:w="50%"/>
+          </w:tcPr>
+          <w:p>
+            <w:r>
+              <w:t xml:space="preserve">____  Square units (in², cm²)</w:t>
+            </w:r>
+          </w:p>
+        </w:tc>
+        <w:tc>
+          <w:tcPr>
+            <w:tcW w:type="pct" w:w="50%"/>
+          </w:tcPr>
+          <w:p>
+            <w:r>
+              <w:t xml:space="preserve">A. Net of 6 equal squares</w:t>
+            </w:r>
+          </w:p>
+        </w:tc>
+      </w:tr>
+    </w:tbl>
     <w:p>
       <w:pPr>
         <w:spacing w:after="60" w:before="120"/>
@@ -1125,50 +1411,7 @@
           <w:b/>
           <w:bCs/>
         </w:rPr>
-        <w:t xml:space="preserve">8. Why does a net help find surface area?</w:t>
-      </w:r>
-    </w:p>
-    <w:p>
-      <w:pPr>
-        <w:spacing w:after="40" w:before="0"/>
-      </w:pPr>
-      <w:r>
-        <w:t xml:space="preserve">     A. It shows every face flat so you can add up their areas</w:t>
-      </w:r>
-    </w:p>
-    <w:p>
-      <w:pPr>
-        <w:spacing w:after="40" w:before="0"/>
-      </w:pPr>
-      <w:r>
-        <w:t xml:space="preserve">     B. It hides some faces</w:t>
-      </w:r>
-    </w:p>
-    <w:p>
-      <w:pPr>
-        <w:spacing w:after="40" w:before="0"/>
-      </w:pPr>
-      <w:r>
-        <w:t xml:space="preserve">     C. It changes the volume</w:t>
-      </w:r>
-    </w:p>
-    <w:p>
-      <w:pPr>
-        <w:spacing w:after="40" w:before="0"/>
-      </w:pPr>
-      <w:r>
-        <w:t xml:space="preserve">     D. Nets only work for spheres</w:t>
-      </w:r>
-    </w:p>
-    <w:p>
-      <w:pPr>
-        <w:spacing w:after="60" w:before="120"/>
-      </w:pPr>
-      <w:r>
-        <w:rPr>
-          <w:color w:val="BBBBBB"/>
-        </w:rPr>
-        <w:t xml:space="preserve">______________________________________________________________________</w:t>
+        <w:t xml:space="preserve">10. Sort each flat shape: is it a valid net that folds into a closed time capsule box, or not a complete net?</w:t>
       </w:r>
     </w:p>
     <w:p>
@@ -1177,42 +1420,58 @@
       </w:pPr>
       <w:r>
         <w:rPr>
-          <w:b/>
-          <w:bCs/>
-        </w:rPr>
-        <w:t xml:space="preserve">9. A rectangular box net shows faces of 6 cm², 6 cm², 8 cm², 8 cm², 12 cm², 12 cm². What is the surface area?</w:t>
-      </w:r>
-    </w:p>
-    <w:p>
-      <w:pPr>
-        <w:spacing w:after="40" w:before="0"/>
-      </w:pPr>
-      <w:r>
-        <w:t xml:space="preserve">     A. 52 cm²</w:t>
-      </w:r>
-    </w:p>
-    <w:p>
-      <w:pPr>
-        <w:spacing w:after="40" w:before="0"/>
-      </w:pPr>
-      <w:r>
-        <w:t xml:space="preserve">     B. 26 cm²</w:t>
-      </w:r>
-    </w:p>
-    <w:p>
-      <w:pPr>
-        <w:spacing w:after="40" w:before="0"/>
-      </w:pPr>
-      <w:r>
-        <w:t xml:space="preserve">     C. 40 cm²</w:t>
-      </w:r>
-    </w:p>
-    <w:p>
-      <w:pPr>
-        <w:spacing w:after="40" w:before="0"/>
-      </w:pPr>
-      <w:r>
-        <w:t xml:space="preserve">     D. 36 cm²</w:t>
+          <w:i/>
+          <w:iCs/>
+        </w:rPr>
+        <w:t xml:space="preserve">Groups: Valid net (folds into a closed box)   |   Not a complete net</w:t>
+      </w:r>
+    </w:p>
+    <w:p>
+      <w:pPr>
+        <w:spacing w:after="40" w:before="0"/>
+      </w:pPr>
+      <w:r>
+        <w:t xml:space="preserve">   • Six rectangles arranged in a cross shape   → __________________</w:t>
+      </w:r>
+    </w:p>
+    <w:p>
+      <w:pPr>
+        <w:spacing w:after="40" w:before="0"/>
+      </w:pPr>
+      <w:r>
+        <w:t xml:space="preserve">   • Six equal squares in a T shape   → __________________</w:t>
+      </w:r>
+    </w:p>
+    <w:p>
+      <w:pPr>
+        <w:spacing w:after="40" w:before="0"/>
+      </w:pPr>
+      <w:r>
+        <w:t xml:space="preserve">   • Four rectangles in a straight row (top and bottom missing)   → __________________</w:t>
+      </w:r>
+    </w:p>
+    <w:p>
+      <w:pPr>
+        <w:spacing w:after="40" w:before="0"/>
+      </w:pPr>
+      <w:r>
+        <w:t xml:space="preserve">   • A single rectangle by itself   → __________________</w:t>
+      </w:r>
+    </w:p>
+    <w:p>
+      <w:pPr>
+        <w:spacing w:after="40" w:before="0"/>
+      </w:pPr>
+      <w:r>
+        <w:t xml:space="preserve">   • Two squares and four rectangles for a box   → __________________</w:t>
+      </w:r>
+    </w:p>
+    <w:p>
+      <w:pPr>
+        <w:spacing w:after="40" w:before="0"/>
+      </w:pPr>
+      <w:r>
+        <w:t xml:space="preserve">   • Seven rectangles (one extra face)   → __________________</w:t>
       </w:r>
     </w:p>
     <w:p>
@@ -1258,10 +1517,22 @@
     </w:p>
     <w:p>
       <w:pPr>
+        <w:spacing w:after="20" w:before="0"/>
+      </w:pPr>
+      <w:r>
+        <w:t xml:space="preserve">     SA = 2(6×4) + 2(6×2) + 2(4×2) = 48 + 24 + 16 = 88 in².</w:t>
+      </w:r>
+    </w:p>
+    <w:p>
+      <w:pPr>
         <w:spacing w:after="80" w:before="0"/>
       </w:pPr>
       <w:r>
-        <w:t xml:space="preserve">     SA = 2(6×4) + 2(6×2) + 2(4×2) = 48 + 24 + 16 = 88 in².</w:t>
+        <w:rPr>
+          <w:i/>
+          <w:iCs/>
+        </w:rPr>
+        <w:t xml:space="preserve">     Watch for: A common mistake in Surface Area Using Nets is skipping the key idea: "A box has 3 pairs of matching faces, so add up all 6 faces to get the surface area." — always check your work against this rule before you submit.</w:t>
       </w:r>
     </w:p>
     <w:p>
@@ -1278,10 +1549,22 @@
     </w:p>
     <w:p>
       <w:pPr>
+        <w:spacing w:after="20" w:before="0"/>
+      </w:pPr>
+      <w:r>
+        <w:t xml:space="preserve">     A rectangular prism has 6 faces: top, bottom, front, back, left, and right.</w:t>
+      </w:r>
+    </w:p>
+    <w:p>
+      <w:pPr>
         <w:spacing w:after="80" w:before="0"/>
       </w:pPr>
       <w:r>
-        <w:t xml:space="preserve">     A rectangular prism has 6 faces: top, bottom, front, back, left, and right.</w:t>
+        <w:rPr>
+          <w:i/>
+          <w:iCs/>
+        </w:rPr>
+        <w:t xml:space="preserve">     Watch for: A common mistake in Surface Area Using Nets is skipping the key idea: "A box has 3 pairs of matching faces, so add up all 6 faces to get the surface area." — always check your work against this rule before you submit.</w:t>
       </w:r>
     </w:p>
     <w:p>
@@ -1342,10 +1625,22 @@
     </w:p>
     <w:p>
       <w:pPr>
+        <w:spacing w:after="20" w:before="0"/>
+      </w:pPr>
+      <w:r>
+        <w:t xml:space="preserve">     A cube has 6 identical faces. Each face: 5 × 5 = 25 cm². Total SA = 6 × 25 = 150 cm².</w:t>
+      </w:r>
+    </w:p>
+    <w:p>
+      <w:pPr>
         <w:spacing w:after="80" w:before="0"/>
       </w:pPr>
       <w:r>
-        <w:t xml:space="preserve">     A cube has 6 identical faces. Each face: 5 × 5 = 25 cm². Total SA = 6 × 25 = 150 cm².</w:t>
+        <w:rPr>
+          <w:i/>
+          <w:iCs/>
+        </w:rPr>
+        <w:t xml:space="preserve">     Watch for: A common mistake in Surface Area Using Nets is skipping the key idea: "A box has 3 pairs of matching faces, so add up all 6 faces to get the surface area." — always check your work against this rule before you submit.</w:t>
       </w:r>
     </w:p>
     <w:p>
@@ -1417,7 +1712,43 @@
           <w:b/>
           <w:bCs/>
         </w:rPr>
-        <w:t xml:space="preserve">6. A. 6</w:t>
+        <w:t xml:space="preserve">6. onLevel — Spot the Common Mistake</w:t>
+      </w:r>
+    </w:p>
+    <w:p>
+      <w:pPr>
+        <w:spacing w:after="20" w:before="0"/>
+      </w:pPr>
+      <w:r>
+        <w:t xml:space="preserve">     The mistake is in Step 2.</w:t>
+      </w:r>
+    </w:p>
+    <w:p>
+      <w:pPr>
+        <w:spacing w:after="20" w:before="0"/>
+      </w:pPr>
+      <w:r>
+        <w:t xml:space="preserve">     Correct work: Follow the key idea: A box has 3 pairs of matching faces, so add up all 6 faces to get the surface area.</w:t>
+      </w:r>
+    </w:p>
+    <w:p>
+      <w:pPr>
+        <w:spacing w:after="40" w:before="0"/>
+      </w:pPr>
+      <w:r>
+        <w:rPr>
+          <w:b/>
+          <w:bCs/>
+        </w:rPr>
+        <w:t xml:space="preserve">7. A. 24 cm²</w:t>
+      </w:r>
+    </w:p>
+    <w:p>
+      <w:pPr>
+        <w:spacing w:after="20" w:before="0"/>
+      </w:pPr>
+      <w:r>
+        <w:t xml:space="preserve">     A cube net has 6 equal square faces. With each face 4 cm², the surface area is 6 × 4 = 24 cm².</w:t>
       </w:r>
     </w:p>
     <w:p>
@@ -1425,19 +1756,31 @@
         <w:spacing w:after="80" w:before="0"/>
       </w:pPr>
       <w:r>
-        <w:t xml:space="preserve">     A cube has 6 faces, so its net has 6 squares.</w:t>
-      </w:r>
-    </w:p>
-    <w:p>
-      <w:pPr>
-        <w:spacing w:after="40" w:before="0"/>
-      </w:pPr>
-      <w:r>
-        <w:rPr>
-          <w:b/>
-          <w:bCs/>
-        </w:rPr>
-        <w:t xml:space="preserve">7. A. 54 cm²</w:t>
+        <w:rPr>
+          <w:i/>
+          <w:iCs/>
+        </w:rPr>
+        <w:t xml:space="preserve">     Watch for: A common mistake in Surface Area Using Nets is skipping the key idea: "A box has 3 pairs of matching faces, so add up all 6 faces to get the surface area." — always check your work against this rule before you submit.</w:t>
+      </w:r>
+    </w:p>
+    <w:p>
+      <w:pPr>
+        <w:spacing w:after="40" w:before="0"/>
+      </w:pPr>
+      <w:r>
+        <w:rPr>
+          <w:b/>
+          <w:bCs/>
+        </w:rPr>
+        <w:t xml:space="preserve">8. A. 6</w:t>
+      </w:r>
+    </w:p>
+    <w:p>
+      <w:pPr>
+        <w:spacing w:after="20" w:before="0"/>
+      </w:pPr>
+      <w:r>
+        <w:t xml:space="preserve">     A rectangular prism has 6 faces — top, bottom, front, back, left, and right — so its net shows 6 faces.</w:t>
       </w:r>
     </w:p>
     <w:p>
@@ -1445,47 +1788,147 @@
         <w:spacing w:after="80" w:before="0"/>
       </w:pPr>
       <w:r>
-        <w:t xml:space="preserve">     Each face is 3 × 3 = 9; 6 faces × 9 = 54 cm².</w:t>
-      </w:r>
-    </w:p>
-    <w:p>
-      <w:pPr>
-        <w:spacing w:after="40" w:before="0"/>
-      </w:pPr>
-      <w:r>
-        <w:rPr>
-          <w:b/>
-          <w:bCs/>
-        </w:rPr>
-        <w:t xml:space="preserve">8. A. It shows every face flat so you can add up their areas</w:t>
-      </w:r>
-    </w:p>
-    <w:p>
-      <w:pPr>
-        <w:spacing w:after="80" w:before="0"/>
-      </w:pPr>
-      <w:r>
-        <w:t xml:space="preserve">     A net unfolds the solid so all faces are visible to measure and add.</w:t>
-      </w:r>
-    </w:p>
-    <w:p>
-      <w:pPr>
-        <w:spacing w:after="40" w:before="0"/>
-      </w:pPr>
-      <w:r>
-        <w:rPr>
-          <w:b/>
-          <w:bCs/>
-        </w:rPr>
-        <w:t xml:space="preserve">9. A. 52 cm²</w:t>
-      </w:r>
-    </w:p>
-    <w:p>
-      <w:pPr>
-        <w:spacing w:after="80" w:before="0"/>
-      </w:pPr>
-      <w:r>
-        <w:t xml:space="preserve">     Add all faces: 6+6+8+8+12+12 = 52 cm².</w:t>
+        <w:rPr>
+          <w:i/>
+          <w:iCs/>
+        </w:rPr>
+        <w:t xml:space="preserve">     Watch for: A common mistake in Surface Area Using Nets is skipping the key idea: "A box has 3 pairs of matching faces, so add up all 6 faces to get the surface area." — always check your work against this rule before you submit.</w:t>
+      </w:r>
+    </w:p>
+    <w:p>
+      <w:pPr>
+        <w:spacing w:after="40" w:before="0"/>
+      </w:pPr>
+      <w:r>
+        <w:rPr>
+          <w:b/>
+          <w:bCs/>
+        </w:rPr>
+        <w:t xml:space="preserve">9. Matches:</w:t>
+      </w:r>
+    </w:p>
+    <w:p>
+      <w:pPr>
+        <w:spacing w:after="20" w:before="0"/>
+      </w:pPr>
+      <w:r>
+        <w:t xml:space="preserve">     Cube → Net of 6 equal squares</w:t>
+      </w:r>
+    </w:p>
+    <w:p>
+      <w:pPr>
+        <w:spacing w:after="20" w:before="0"/>
+      </w:pPr>
+      <w:r>
+        <w:t xml:space="preserve">     Rectangular prism → Net of 6 rectangles (3 matching pairs)</w:t>
+      </w:r>
+    </w:p>
+    <w:p>
+      <w:pPr>
+        <w:spacing w:after="20" w:before="0"/>
+      </w:pPr>
+      <w:r>
+        <w:t xml:space="preserve">     Triangular prism → Net of 2 triangles and 3 rectangles</w:t>
+      </w:r>
+    </w:p>
+    <w:p>
+      <w:pPr>
+        <w:spacing w:after="20" w:before="0"/>
+      </w:pPr>
+      <w:r>
+        <w:t xml:space="preserve">     Square pyramid → Net of 1 square and 4 triangles</w:t>
+      </w:r>
+    </w:p>
+    <w:p>
+      <w:pPr>
+        <w:spacing w:after="20" w:before="0"/>
+      </w:pPr>
+      <w:r>
+        <w:t xml:space="preserve">     Faces on any rectangular prism → 6 faces</w:t>
+      </w:r>
+    </w:p>
+    <w:p>
+      <w:pPr>
+        <w:spacing w:after="20" w:before="0"/>
+      </w:pPr>
+      <w:r>
+        <w:t xml:space="preserve">     Square units (in², cm²) → How surface area is measured</w:t>
+      </w:r>
+    </w:p>
+    <w:p>
+      <w:pPr>
+        <w:spacing w:after="40" w:before="0"/>
+      </w:pPr>
+      <w:r>
+        <w:t xml:space="preserve"/>
+      </w:r>
+    </w:p>
+    <w:p>
+      <w:pPr>
+        <w:spacing w:after="40" w:before="0"/>
+      </w:pPr>
+      <w:r>
+        <w:rPr>
+          <w:b/>
+          <w:bCs/>
+        </w:rPr>
+        <w:t xml:space="preserve">10. Correct groups:</w:t>
+      </w:r>
+    </w:p>
+    <w:p>
+      <w:pPr>
+        <w:spacing w:after="20" w:before="0"/>
+      </w:pPr>
+      <w:r>
+        <w:t xml:space="preserve">     Six rectangles arranged in a cross shape → Valid net (folds into a closed box)</w:t>
+      </w:r>
+    </w:p>
+    <w:p>
+      <w:pPr>
+        <w:spacing w:after="20" w:before="0"/>
+      </w:pPr>
+      <w:r>
+        <w:t xml:space="preserve">     Six equal squares in a T shape → Valid net (folds into a closed box)</w:t>
+      </w:r>
+    </w:p>
+    <w:p>
+      <w:pPr>
+        <w:spacing w:after="20" w:before="0"/>
+      </w:pPr>
+      <w:r>
+        <w:t xml:space="preserve">     Four rectangles in a straight row (top and bottom missing) → Not a complete net</w:t>
+      </w:r>
+    </w:p>
+    <w:p>
+      <w:pPr>
+        <w:spacing w:after="20" w:before="0"/>
+      </w:pPr>
+      <w:r>
+        <w:t xml:space="preserve">     A single rectangle by itself → Not a complete net</w:t>
+      </w:r>
+    </w:p>
+    <w:p>
+      <w:pPr>
+        <w:spacing w:after="20" w:before="0"/>
+      </w:pPr>
+      <w:r>
+        <w:t xml:space="preserve">     Two squares and four rectangles for a box → Valid net (folds into a closed box)</w:t>
+      </w:r>
+    </w:p>
+    <w:p>
+      <w:pPr>
+        <w:spacing w:after="20" w:before="0"/>
+      </w:pPr>
+      <w:r>
+        <w:t xml:space="preserve">     Seven rectangles (one extra face) → Not a complete net</w:t>
+      </w:r>
+    </w:p>
+    <w:p>
+      <w:pPr>
+        <w:spacing w:after="40" w:before="0"/>
+      </w:pPr>
+      <w:r>
+        <w:t xml:space="preserve"/>
       </w:r>
     </w:p>
     <w:sectPr>

--- a/lessons/10-3/homework.docx
+++ b/lessons/10-3/homework.docx
@@ -1015,31 +1015,39 @@
           <w:b/>
           <w:bCs/>
         </w:rPr>
-        <w:t xml:space="preserve">6. onLevel — Spot the Common Mistake</w:t>
-      </w:r>
-    </w:p>
-    <w:p>
-      <w:pPr>
-        <w:spacing w:after="40" w:before="0"/>
-      </w:pPr>
-      <w:r>
-        <w:t xml:space="preserve">   Step 1 (Read): A student is working on Surface Area Using Nets.</w:t>
-      </w:r>
-    </w:p>
-    <w:p>
-      <w:pPr>
-        <w:spacing w:after="40" w:before="0"/>
-      </w:pPr>
-      <w:r>
-        <w:t xml:space="preserve">   Step 2 (Attempt): They ignored the rule: A box has 3 pairs of matching faces, so add up all 6 faces to get the surface area.</w:t>
-      </w:r>
-    </w:p>
-    <w:p>
-      <w:pPr>
-        <w:spacing w:after="40" w:before="0"/>
-      </w:pPr>
-      <w:r>
-        <w:t xml:space="preserve">   Step 3 (Check): The answer does not match the math rule from class.</w:t>
+        <w:t xml:space="preserve">6. Spot the Mistake — One Pair Was Not Doubled</w:t>
+      </w:r>
+    </w:p>
+    <w:p>
+      <w:pPr>
+        <w:spacing w:after="40" w:before="0"/>
+      </w:pPr>
+      <w:r>
+        <w:t xml:space="preserve">   Step 1 (Read): A time capsule box from the net is l = 7 in, w = 5 in, h = 4 in. Find the surface area.</w:t>
+      </w:r>
+    </w:p>
+    <w:p>
+      <w:pPr>
+        <w:spacing w:after="40" w:before="0"/>
+      </w:pPr>
+      <w:r>
+        <w:t xml:space="preserve">   Step 2 (Find each face pair): Top/Bottom: 7×5 = 35, Front/Back: 7×4 = 28, Left/Right: 5×4 = 20</w:t>
+      </w:r>
+    </w:p>
+    <w:p>
+      <w:pPr>
+        <w:spacing w:after="40" w:before="0"/>
+      </w:pPr>
+      <w:r>
+        <w:t xml:space="preserve">   Step 3 (Apply the formula): SA = 2(35) + 2(28) + 20 = 70 + 56 + 20 = 146 in² (left/right pair not doubled)</w:t>
+      </w:r>
+    </w:p>
+    <w:p>
+      <w:pPr>
+        <w:spacing w:after="40" w:before="0"/>
+      </w:pPr>
+      <w:r>
+        <w:t xml:space="preserve">   Step 4 (Answer): Surface Area = 146 in²</w:t>
       </w:r>
     </w:p>
     <w:p>
@@ -1439,7 +1447,7 @@
         <w:spacing w:after="40" w:before="0"/>
       </w:pPr>
       <w:r>
-        <w:t xml:space="preserve">   • Six equal squares in a T shape   → __________________</w:t>
+        <w:t xml:space="preserve">   • Six rectangles in a T shape (3 matching pairs)   → __________________</w:t>
       </w:r>
     </w:p>
     <w:p>
@@ -1532,7 +1540,7 @@
           <w:i/>
           <w:iCs/>
         </w:rPr>
-        <w:t xml:space="preserve">     Watch for: A common mistake in Surface Area Using Nets is skipping the key idea: "A box has 3 pairs of matching faces, so add up all 6 faces to get the surface area." — always check your work against this rule before you submit.</w:t>
+        <w:t xml:space="preserve">     Watch for: A common mistake in Surface Area Using Nets is finding the area of only one face from each of the 3 matching pairs and forgetting to double it, instead of counting all 6 faces. For a box that is 9 in × 4 in × 5 in, a student might add just one face from each pair: (9×4) + (9×5) + (4×5) = 36 + 45 + 20 = 101 in², but the net actually has two of each face, so the correct total is 2(36) + 2(45) + 2(20) = 72 + 90 + 40 = 202 in² — exactly double. Before you submit, ask: 'Did I count both matching faces in each pair, or only one from each pair?'</w:t>
       </w:r>
     </w:p>
     <w:p>
@@ -1564,7 +1572,7 @@
           <w:i/>
           <w:iCs/>
         </w:rPr>
-        <w:t xml:space="preserve">     Watch for: A common mistake in Surface Area Using Nets is skipping the key idea: "A box has 3 pairs of matching faces, so add up all 6 faces to get the surface area." — always check your work against this rule before you submit.</w:t>
+        <w:t xml:space="preserve">     Watch for: A common mistake in Surface Area Using Nets is finding the area of only one face from each of the 3 matching pairs and forgetting to double it, instead of counting all 6 faces. For a box that is 9 in × 4 in × 5 in, a student might add just one face from each pair: (9×4) + (9×5) + (4×5) = 36 + 45 + 20 = 101 in², but the net actually has two of each face, so the correct total is 2(36) + 2(45) + 2(20) = 72 + 90 + 40 = 202 in² — exactly double. Before you submit, ask: 'Did I count both matching faces in each pair, or only one from each pair?'</w:t>
       </w:r>
     </w:p>
     <w:p>
@@ -1640,7 +1648,7 @@
           <w:i/>
           <w:iCs/>
         </w:rPr>
-        <w:t xml:space="preserve">     Watch for: A common mistake in Surface Area Using Nets is skipping the key idea: "A box has 3 pairs of matching faces, so add up all 6 faces to get the surface area." — always check your work against this rule before you submit.</w:t>
+        <w:t xml:space="preserve">     Watch for: A common mistake in Surface Area Using Nets is finding the area of only one face from each of the 3 matching pairs and forgetting to double it, instead of counting all 6 faces. For a box that is 9 in × 4 in × 5 in, a student might add just one face from each pair: (9×4) + (9×5) + (4×5) = 36 + 45 + 20 = 101 in², but the net actually has two of each face, so the correct total is 2(36) + 2(45) + 2(20) = 72 + 90 + 40 = 202 in² — exactly double. Before you submit, ask: 'Did I count both matching faces in each pair, or only one from each pair?'</w:t>
       </w:r>
     </w:p>
     <w:p>
@@ -1712,23 +1720,23 @@
           <w:b/>
           <w:bCs/>
         </w:rPr>
-        <w:t xml:space="preserve">6. onLevel — Spot the Common Mistake</w:t>
-      </w:r>
-    </w:p>
-    <w:p>
-      <w:pPr>
-        <w:spacing w:after="20" w:before="0"/>
-      </w:pPr>
-      <w:r>
-        <w:t xml:space="preserve">     The mistake is in Step 2.</w:t>
-      </w:r>
-    </w:p>
-    <w:p>
-      <w:pPr>
-        <w:spacing w:after="20" w:before="0"/>
-      </w:pPr>
-      <w:r>
-        <w:t xml:space="preserve">     Correct work: Follow the key idea: A box has 3 pairs of matching faces, so add up all 6 faces to get the surface area.</w:t>
+        <w:t xml:space="preserve">6. Spot the Mistake — One Pair Was Not Doubled</w:t>
+      </w:r>
+    </w:p>
+    <w:p>
+      <w:pPr>
+        <w:spacing w:after="20" w:before="0"/>
+      </w:pPr>
+      <w:r>
+        <w:t xml:space="preserve">     The mistake is in Step 3.</w:t>
+      </w:r>
+    </w:p>
+    <w:p>
+      <w:pPr>
+        <w:spacing w:after="20" w:before="0"/>
+      </w:pPr>
+      <w:r>
+        <w:t xml:space="preserve">     Correct work: The student doubled the first two pairs but forgot to double the left/right pair. There are two 20 in² faces, so it should be 2(20) = 40, not 20. Correct: SA = 70 + 56 + 40 = 166 in².</w:t>
       </w:r>
     </w:p>
     <w:p>
@@ -1760,7 +1768,7 @@
           <w:i/>
           <w:iCs/>
         </w:rPr>
-        <w:t xml:space="preserve">     Watch for: A common mistake in Surface Area Using Nets is skipping the key idea: "A box has 3 pairs of matching faces, so add up all 6 faces to get the surface area." — always check your work against this rule before you submit.</w:t>
+        <w:t xml:space="preserve">     Watch for: A common mistake in Surface Area Using Nets is finding the area of only one face from each of the 3 matching pairs and forgetting to double it, instead of counting all 6 faces. For a box that is 9 in × 4 in × 5 in, a student might add just one face from each pair: (9×4) + (9×5) + (4×5) = 36 + 45 + 20 = 101 in², but the net actually has two of each face, so the correct total is 2(36) + 2(45) + 2(20) = 72 + 90 + 40 = 202 in² — exactly double. Before you submit, ask: 'Did I count both matching faces in each pair, or only one from each pair?'</w:t>
       </w:r>
     </w:p>
     <w:p>
@@ -1792,7 +1800,7 @@
           <w:i/>
           <w:iCs/>
         </w:rPr>
-        <w:t xml:space="preserve">     Watch for: A common mistake in Surface Area Using Nets is skipping the key idea: "A box has 3 pairs of matching faces, so add up all 6 faces to get the surface area." — always check your work against this rule before you submit.</w:t>
+        <w:t xml:space="preserve">     Watch for: A common mistake in Surface Area Using Nets is finding the area of only one face from each of the 3 matching pairs and forgetting to double it, instead of counting all 6 faces. For a box that is 9 in × 4 in × 5 in, a student might add just one face from each pair: (9×4) + (9×5) + (4×5) = 36 + 45 + 20 = 101 in², but the net actually has two of each face, so the correct total is 2(36) + 2(45) + 2(20) = 72 + 90 + 40 = 202 in² — exactly double. Before you submit, ask: 'Did I count both matching faces in each pair, or only one from each pair?'</w:t>
       </w:r>
     </w:p>
     <w:p>
@@ -1888,7 +1896,7 @@
         <w:spacing w:after="20" w:before="0"/>
       </w:pPr>
       <w:r>
-        <w:t xml:space="preserve">     Six equal squares in a T shape → Valid net (folds into a closed box)</w:t>
+        <w:t xml:space="preserve">     Six rectangles in a T shape (3 matching pairs) → Valid net (folds into a closed box)</w:t>
       </w:r>
     </w:p>
     <w:p>

--- a/lessons/10-3/homework.docx
+++ b/lessons/10-3/homework.docx
@@ -255,7 +255,7 @@
                     </pic:cNvPicPr>
                   </pic:nvPicPr>
                   <pic:blipFill>
-                    <a:blip r:embed="rId8" cstate="none"/>
+                    <a:blip r:embed="rId9" cstate="none"/>
                     <a:srcRect/>
                     <a:stretch>
                       <a:fillRect/>
@@ -381,7 +381,7 @@
                     </pic:cNvPicPr>
                   </pic:nvPicPr>
                   <pic:blipFill>
-                    <a:blip r:embed="rId9" cstate="none"/>
+                    <a:blip r:embed="rId10" cstate="none"/>
                     <a:srcRect/>
                     <a:stretch>
                       <a:fillRect/>
